--- a/automatic_control_systems/Лабораторная_работа_№3_отчет.docx
+++ b/automatic_control_systems/Лабораторная_работа_№3_отчет.docx
@@ -586,12 +586,6 @@
             <w:insideH w:val="none" w:color="auto" w:sz="0" w:space="0"/>
             <w:insideV w:val="none" w:color="auto" w:sz="0" w:space="0"/>
           </w:tblBorders>
-          <w:tblCellMar>
-            <w:top w:w="0" w:type="dxa"/>
-            <w:left w:w="108" w:type="dxa"/>
-            <w:bottom w:w="0" w:type="dxa"/>
-            <w:right w:w="108" w:type="dxa"/>
-          </w:tblCellMar>
         </w:tblPrEx>
         <w:tc>
           <w:tcPr>
@@ -634,7 +628,16 @@
                 <w:rFonts w:hint="default"/>
                 <w:lang w:val="ru-RU"/>
               </w:rPr>
-              <w:t>.н.т. Быковцев Ю.А.</w:t>
+              <w:t>.т.</w:t>
+            </w:r>
+            <w:bookmarkStart w:id="0" w:name="_GoBack"/>
+            <w:bookmarkEnd w:id="0"/>
+            <w:r>
+              <w:rPr>
+                <w:rFonts w:hint="default"/>
+                <w:lang w:val="ru-RU"/>
+              </w:rPr>
+              <w:t>н. Быковцев Ю.А.</w:t>
             </w:r>
             <w:r>
               <w:t xml:space="preserve">   </w:t>
@@ -2311,7 +2314,9 @@
         </w:tblBorders>
         <w:tblLayout w:type="autofit"/>
         <w:tblCellMar>
+          <w:top w:w="0" w:type="dxa"/>
           <w:left w:w="108" w:type="dxa"/>
+          <w:bottom w:w="0" w:type="dxa"/>
           <w:right w:w="108" w:type="dxa"/>
         </w:tblCellMar>
       </w:tblPr>
@@ -2332,7 +2337,9 @@
             <w:insideV w:val="single" w:color="auto" w:sz="4" w:space="0"/>
           </w:tblBorders>
           <w:tblCellMar>
+            <w:top w:w="0" w:type="dxa"/>
             <w:left w:w="108" w:type="dxa"/>
+            <w:bottom w:w="0" w:type="dxa"/>
             <w:right w:w="108" w:type="dxa"/>
           </w:tblCellMar>
         </w:tblPrEx>
@@ -2467,126 +2474,6 @@
                 <w:lang w:val="ru-RU"/>
               </w:rPr>
               <w:t xml:space="preserve"> регулирования</w:t>
-            </w:r>
-          </w:p>
-        </w:tc>
-      </w:tr>
-      <w:tr>
-        <w:tblPrEx>
-          <w:tblBorders>
-            <w:top w:val="single" w:color="auto" w:sz="4" w:space="0"/>
-            <w:left w:val="single" w:color="auto" w:sz="4" w:space="0"/>
-            <w:bottom w:val="single" w:color="auto" w:sz="4" w:space="0"/>
-            <w:right w:val="single" w:color="auto" w:sz="4" w:space="0"/>
-            <w:insideH w:val="single" w:color="auto" w:sz="4" w:space="0"/>
-            <w:insideV w:val="single" w:color="auto" w:sz="4" w:space="0"/>
-          </w:tblBorders>
-        </w:tblPrEx>
-        <w:tc>
-          <w:tcPr>
-            <w:tcW w:w="1542" w:type="dxa"/>
-          </w:tcPr>
-          <w:p>
-            <w:pPr>
-              <w:jc w:val="left"/>
-              <w:rPr>
-                <w:rFonts w:hint="default" w:ascii="Times New Roman" w:hAnsi="Times New Roman"/>
-                <w:i w:val="0"/>
-                <w:sz w:val="24"/>
-                <w:vertAlign w:val="baseline"/>
-                <w:lang w:val="ru-RU"/>
-              </w:rPr>
-            </w:pPr>
-            <w:r>
-              <w:rPr>
-                <w:rFonts w:hint="default"/>
-                <w:i w:val="0"/>
-                <w:sz w:val="24"/>
-                <w:vertAlign w:val="baseline"/>
-                <w:lang w:val="ru-RU"/>
-              </w:rPr>
-              <w:t>1</w:t>
-            </w:r>
-          </w:p>
-        </w:tc>
-        <w:tc>
-          <w:tcPr>
-            <w:tcW w:w="3323" w:type="dxa"/>
-          </w:tcPr>
-          <w:p>
-            <w:pPr>
-              <w:jc w:val="left"/>
-              <w:rPr>
-                <w:rFonts w:hint="default" w:ascii="Times New Roman" w:hAnsi="Times New Roman"/>
-                <w:i w:val="0"/>
-                <w:sz w:val="24"/>
-                <w:vertAlign w:val="baseline"/>
-                <w:lang w:val="ru-RU"/>
-              </w:rPr>
-            </w:pPr>
-            <w:r>
-              <w:rPr>
-                <w:rFonts w:hint="default"/>
-                <w:i w:val="0"/>
-                <w:sz w:val="24"/>
-                <w:vertAlign w:val="baseline"/>
-                <w:lang w:val="ru-RU"/>
-              </w:rPr>
-              <w:t>0.7</w:t>
-            </w:r>
-          </w:p>
-        </w:tc>
-        <w:tc>
-          <w:tcPr>
-            <w:tcW w:w="2339" w:type="dxa"/>
-          </w:tcPr>
-          <w:p>
-            <w:pPr>
-              <w:jc w:val="left"/>
-              <w:rPr>
-                <w:rFonts w:hint="default" w:ascii="Times New Roman" w:hAnsi="Times New Roman"/>
-                <w:i w:val="0"/>
-                <w:sz w:val="24"/>
-                <w:vertAlign w:val="baseline"/>
-                <w:lang w:val="ru-RU"/>
-              </w:rPr>
-            </w:pPr>
-            <w:r>
-              <w:rPr>
-                <w:rFonts w:hint="default"/>
-                <w:i w:val="0"/>
-                <w:sz w:val="24"/>
-                <w:vertAlign w:val="baseline"/>
-                <w:lang w:val="ru-RU"/>
-              </w:rPr>
-              <w:t>0</w:t>
-            </w:r>
-          </w:p>
-        </w:tc>
-        <w:tc>
-          <w:tcPr>
-            <w:tcW w:w="2367" w:type="dxa"/>
-          </w:tcPr>
-          <w:p>
-            <w:pPr>
-              <w:jc w:val="left"/>
-              <w:rPr>
-                <w:rFonts w:hint="default" w:ascii="Times New Roman" w:hAnsi="Times New Roman"/>
-                <w:i w:val="0"/>
-                <w:sz w:val="24"/>
-                <w:vertAlign w:val="baseline"/>
-                <w:lang w:val="ru-RU"/>
-              </w:rPr>
-            </w:pPr>
-            <w:r>
-              <w:rPr>
-                <w:rFonts w:hint="default"/>
-                <w:i w:val="0"/>
-                <w:sz w:val="24"/>
-                <w:vertAlign w:val="baseline"/>
-                <w:lang w:val="ru-RU"/>
-              </w:rPr>
-              <w:t>2.5</w:t>
             </w:r>
           </w:p>
         </w:tc>
@@ -2602,7 +2489,135 @@
             <w:insideV w:val="single" w:color="auto" w:sz="4" w:space="0"/>
           </w:tblBorders>
           <w:tblCellMar>
+            <w:top w:w="0" w:type="dxa"/>
             <w:left w:w="108" w:type="dxa"/>
+            <w:bottom w:w="0" w:type="dxa"/>
+            <w:right w:w="108" w:type="dxa"/>
+          </w:tblCellMar>
+        </w:tblPrEx>
+        <w:tc>
+          <w:tcPr>
+            <w:tcW w:w="1542" w:type="dxa"/>
+          </w:tcPr>
+          <w:p>
+            <w:pPr>
+              <w:jc w:val="left"/>
+              <w:rPr>
+                <w:rFonts w:hint="default" w:ascii="Times New Roman" w:hAnsi="Times New Roman"/>
+                <w:i w:val="0"/>
+                <w:sz w:val="24"/>
+                <w:vertAlign w:val="baseline"/>
+                <w:lang w:val="ru-RU"/>
+              </w:rPr>
+            </w:pPr>
+            <w:r>
+              <w:rPr>
+                <w:rFonts w:hint="default"/>
+                <w:i w:val="0"/>
+                <w:sz w:val="24"/>
+                <w:vertAlign w:val="baseline"/>
+                <w:lang w:val="ru-RU"/>
+              </w:rPr>
+              <w:t>1</w:t>
+            </w:r>
+          </w:p>
+        </w:tc>
+        <w:tc>
+          <w:tcPr>
+            <w:tcW w:w="3323" w:type="dxa"/>
+          </w:tcPr>
+          <w:p>
+            <w:pPr>
+              <w:jc w:val="left"/>
+              <w:rPr>
+                <w:rFonts w:hint="default" w:ascii="Times New Roman" w:hAnsi="Times New Roman"/>
+                <w:i w:val="0"/>
+                <w:sz w:val="24"/>
+                <w:vertAlign w:val="baseline"/>
+                <w:lang w:val="ru-RU"/>
+              </w:rPr>
+            </w:pPr>
+            <w:r>
+              <w:rPr>
+                <w:rFonts w:hint="default"/>
+                <w:i w:val="0"/>
+                <w:sz w:val="24"/>
+                <w:vertAlign w:val="baseline"/>
+                <w:lang w:val="ru-RU"/>
+              </w:rPr>
+              <w:t>0.7</w:t>
+            </w:r>
+          </w:p>
+        </w:tc>
+        <w:tc>
+          <w:tcPr>
+            <w:tcW w:w="2339" w:type="dxa"/>
+          </w:tcPr>
+          <w:p>
+            <w:pPr>
+              <w:jc w:val="left"/>
+              <w:rPr>
+                <w:rFonts w:hint="default" w:ascii="Times New Roman" w:hAnsi="Times New Roman"/>
+                <w:i w:val="0"/>
+                <w:sz w:val="24"/>
+                <w:vertAlign w:val="baseline"/>
+                <w:lang w:val="ru-RU"/>
+              </w:rPr>
+            </w:pPr>
+            <w:r>
+              <w:rPr>
+                <w:rFonts w:hint="default"/>
+                <w:i w:val="0"/>
+                <w:sz w:val="24"/>
+                <w:vertAlign w:val="baseline"/>
+                <w:lang w:val="ru-RU"/>
+              </w:rPr>
+              <w:t>0</w:t>
+            </w:r>
+          </w:p>
+        </w:tc>
+        <w:tc>
+          <w:tcPr>
+            <w:tcW w:w="2367" w:type="dxa"/>
+          </w:tcPr>
+          <w:p>
+            <w:pPr>
+              <w:jc w:val="left"/>
+              <w:rPr>
+                <w:rFonts w:hint="default" w:ascii="Times New Roman" w:hAnsi="Times New Roman"/>
+                <w:i w:val="0"/>
+                <w:sz w:val="24"/>
+                <w:vertAlign w:val="baseline"/>
+                <w:lang w:val="ru-RU"/>
+              </w:rPr>
+            </w:pPr>
+            <w:r>
+              <w:rPr>
+                <w:rFonts w:hint="default"/>
+                <w:i w:val="0"/>
+                <w:sz w:val="24"/>
+                <w:vertAlign w:val="baseline"/>
+                <w:lang w:val="ru-RU"/>
+              </w:rPr>
+              <w:t>2.5</w:t>
+            </w:r>
+          </w:p>
+        </w:tc>
+      </w:tr>
+      <w:tr>
+        <w:tblPrEx>
+          <w:tblBorders>
+            <w:top w:val="single" w:color="auto" w:sz="4" w:space="0"/>
+            <w:left w:val="single" w:color="auto" w:sz="4" w:space="0"/>
+            <w:bottom w:val="single" w:color="auto" w:sz="4" w:space="0"/>
+            <w:right w:val="single" w:color="auto" w:sz="4" w:space="0"/>
+            <w:insideH w:val="single" w:color="auto" w:sz="4" w:space="0"/>
+            <w:insideV w:val="single" w:color="auto" w:sz="4" w:space="0"/>
+          </w:tblBorders>
+          <w:tblCellMar>
+            <w:top w:w="0" w:type="dxa"/>
+            <w:left w:w="108" w:type="dxa"/>
+            <w:bottom w:w="0" w:type="dxa"/>
             <w:right w:w="108" w:type="dxa"/>
           </w:tblCellMar>
         </w:tblPrEx>
@@ -3293,7 +3308,6 @@
         <w:pStyle w:val="2"/>
         <w:spacing w:line="360" w:lineRule="auto"/>
       </w:pPr>
-      <w:bookmarkStart w:id="0" w:name="_GoBack"/>
       <w:r>
         <w:rPr>
           <w:rFonts w:ascii="Times New Roman" w:hAnsi="Times New Roman"/>
@@ -3575,7 +3589,6 @@
         <w:t>Ответ: Теорема об n интервалах утверждает, что для линейного объекта n-го порядка с действительными отрицательными корнями характеристического уравнения оптимальное по быстродействию управление имеет не более (n-1) переключений, т.е. состоит не более чем из n интервалов постоянства знака управления. Для системы второго порядка (n=2) это означает не более одного переключения, что подтверждается результатами лабораторной работы.</w:t>
       </w:r>
     </w:p>
-    <w:bookmarkEnd w:id="0"/>
     <w:p/>
     <w:sectPr>
       <w:footerReference r:id="rId5" w:type="default"/>
